--- a/Рецензия.docx
+++ b/Рецензия.docx
@@ -75,7 +75,25 @@
     </w:p>
     <w:p>
       <w:r>
-        <w:t>В ходе выполнения конструкторской части были подобраны силовые агрегаты гибридной трансмиссии, проведен тягово-динамический расчет транспортного средства, сконструированы бесступенчатая коробка передач и главная передача.</w:t>
+        <w:t>В ходе выполнения конструкторской части был</w:t>
+      </w:r>
+      <w:r>
+        <w:t xml:space="preserve"> </w:t>
+      </w:r>
+      <w:r>
+        <w:t>проведен тягово-динамический расчет транспортного средства,</w:t>
+      </w:r>
+      <w:r>
+        <w:t xml:space="preserve"> были</w:t>
+      </w:r>
+      <w:r>
+        <w:t xml:space="preserve"> </w:t>
+      </w:r>
+      <w:r>
+        <w:t>разработаны</w:t>
+      </w:r>
+      <w:r>
+        <w:t xml:space="preserve"> бесступенчатая коробка передач и главная передача.</w:t>
       </w:r>
     </w:p>
     <w:p>
@@ -85,7 +103,16 @@
     </w:p>
     <w:p>
       <w:r>
-        <w:t>При конструировании главной передачи были подобраны передаточные отношения</w:t>
+        <w:t>При конструировании главной передачи были подобраны передаточн</w:t>
+      </w:r>
+      <w:r>
+        <w:t>ое</w:t>
+      </w:r>
+      <w:r>
+        <w:t xml:space="preserve"> отношени</w:t>
+      </w:r>
+      <w:r>
+        <w:t>е</w:t>
       </w:r>
       <w:r>
         <w:t xml:space="preserve"> и рассчитаны параметры</w:t>
@@ -99,7 +126,13 @@
     </w:p>
     <w:p>
       <w:r>
-        <w:t>При выполнении научно-исследовательской части были определены репрезентативные ездовые циклы для выбранного транспортного средства, была составлена стратегия управления гибридного автомобиля, была составлена математическая модель расчета расхода топлива автомобиля при движении по заданному ездовому циклу.</w:t>
+        <w:t xml:space="preserve">При выполнении научно-исследовательской части были определены репрезентативные ездовые циклы для выбранного транспортного средства, была составлена стратегия управления </w:t>
+      </w:r>
+      <w:r>
+        <w:t>мехатронной трансмиссией</w:t>
+      </w:r>
+      <w:r>
+        <w:t>, была составлена математическая модель расчета расхода топлива автомобиля при движении по заданному ездовому циклу.</w:t>
       </w:r>
     </w:p>
     <w:p>
@@ -107,10 +140,7 @@
         <w:t xml:space="preserve">При выполнении программной части </w:t>
       </w:r>
       <w:r>
-        <w:t>был составлен алгоритм поиска оптимальных режимов работы силовых агрегатов бесступенчатой трансмиссии при взаимодействии</w:t>
-      </w:r>
-      <w:r>
-        <w:t>, был описан принцип поиска данных параметров при движении автомобиля в данном времени, была продемонстрирована математическая модель работы заложенного алгоритма.</w:t>
+        <w:t>был составлен алгоритм поиска оптимальных режимов работы силовых агрегатов бесступенчатой трансмиссии при взаимодействии, был описан принцип поиска данных параметров при движении автомобиля в данном времени, была продемонстрирована математическая модель работы заложенного алгоритма.</w:t>
       </w:r>
     </w:p>
     <w:p>
@@ -144,16 +174,13 @@
         <w:pStyle w:val="a2"/>
       </w:pPr>
       <w:r>
-        <w:t>нет</w:t>
-      </w:r>
-      <w:r>
-        <w:t xml:space="preserve"> описани</w:t>
-      </w:r>
-      <w:r>
-        <w:t>я механизмов и</w:t>
-      </w:r>
-      <w:r>
-        <w:t xml:space="preserve"> системы управления положением конусов вариатора;</w:t>
+        <w:t xml:space="preserve">нет описания </w:t>
+      </w:r>
+      <w:r>
+        <w:t xml:space="preserve">системы и </w:t>
+      </w:r>
+      <w:r>
+        <w:t>механизмов управления положением конусов вариатора;</w:t>
       </w:r>
     </w:p>
     <w:p>
@@ -161,7 +188,19 @@
         <w:pStyle w:val="a2"/>
       </w:pPr>
       <w:r>
-        <w:t>не продемонстрированы должным образом масляные каналы управления вариатора и подачи смазки;</w:t>
+        <w:t>использование электромотора</w:t>
+      </w:r>
+      <w:r>
+        <w:t xml:space="preserve"> для реализации заднего хода</w:t>
+      </w:r>
+      <w:r>
+        <w:t xml:space="preserve"> снижает тяговые характеристики автомобиля </w:t>
+      </w:r>
+      <w:r>
+        <w:t>при низком уровня заряда батареи</w:t>
+      </w:r>
+      <w:r>
+        <w:t>;</w:t>
       </w:r>
     </w:p>
     <w:p>
@@ -169,42 +208,10 @@
         <w:pStyle w:val="a2"/>
       </w:pPr>
       <w:r>
-        <w:t>нет</w:t>
-      </w:r>
-      <w:r>
-        <w:t xml:space="preserve"> описани</w:t>
-      </w:r>
-      <w:r>
-        <w:t>я</w:t>
-      </w:r>
-      <w:r>
-        <w:t xml:space="preserve"> конструкции и прочностны</w:t>
-      </w:r>
-      <w:r>
-        <w:t>х</w:t>
-      </w:r>
-      <w:r>
-        <w:t xml:space="preserve"> расчет</w:t>
-      </w:r>
-      <w:r>
-        <w:t>ов</w:t>
-      </w:r>
-      <w:r>
-        <w:t xml:space="preserve"> картера</w:t>
-      </w:r>
-      <w:r>
-        <w:t xml:space="preserve"> коробки передач</w:t>
-      </w:r>
-      <w:r>
-        <w:t>;</w:t>
-      </w:r>
-    </w:p>
-    <w:p>
-      <w:pPr>
-        <w:pStyle w:val="a2"/>
-      </w:pPr>
-      <w:r>
-        <w:t>нет описания применяемого сцепления и не проработано его крепление.</w:t>
+        <w:t>оптимизация алгоритма управления мехатронной трансмиссии моделировалась только по одному ездовому циклу и не проверялась по другим</w:t>
+      </w:r>
+      <w:r>
+        <w:t>.</w:t>
       </w:r>
     </w:p>
     <w:p>
